--- a/bm/KEHO/ISO.BM-KEHO-16-01 Lệnh thi công.docx
+++ b/bm/KEHO/ISO.BM-KEHO-16-01 Lệnh thi công.docx
@@ -166,7 +166,7 @@
     </w:tbl>
     <w:p>
       <w:pPr>
-        <w:spacing w:after="120" w:before="200"/>
+        <w:spacing w:after="120" w:before="200" w:line="360" w:lineRule="auto"/>
         <w:jc w:val="center"/>
       </w:pPr>
       <w:r>
@@ -184,7 +184,7 @@
     </w:p>
     <w:p>
       <w:pPr>
-        <w:spacing w:after="60" w:before="60"/>
+        <w:spacing w:after="120" w:before="60" w:line="360" w:lineRule="auto"/>
         <w:jc w:val="left"/>
       </w:pPr>
       <w:r>
@@ -209,7 +209,7 @@
           <w:sz w:val="22"/>
           <w:szCs w:val="22"/>
         </w:rPr>
-        <w:t xml:space="preserve">______________________________    </w:t>
+        <w:t xml:space="preserve">..............................    </w:t>
       </w:r>
       <w:r>
         <w:rPr>
@@ -233,12 +233,12 @@
           <w:sz w:val="22"/>
           <w:szCs w:val="22"/>
         </w:rPr>
-        <w:t xml:space="preserve">______________________________</w:t>
+        <w:t>..............................</w:t>
       </w:r>
     </w:p>
     <w:p>
       <w:pPr>
-        <w:spacing w:after="60" w:before="60"/>
+        <w:spacing w:after="120" w:before="60" w:line="360" w:lineRule="auto"/>
         <w:jc w:val="left"/>
       </w:pPr>
       <w:r>
@@ -263,12 +263,12 @@
           <w:sz w:val="22"/>
           <w:szCs w:val="22"/>
         </w:rPr>
-        <w:t xml:space="preserve">____________________________________________________________</w:t>
+        <w:t>............................................................</w:t>
       </w:r>
     </w:p>
     <w:p>
       <w:pPr>
-        <w:spacing w:after="60" w:before="60"/>
+        <w:spacing w:after="120" w:before="60" w:line="360" w:lineRule="auto"/>
         <w:jc w:val="left"/>
       </w:pPr>
       <w:r>
@@ -293,12 +293,12 @@
           <w:sz w:val="22"/>
           <w:szCs w:val="22"/>
         </w:rPr>
-        <w:t xml:space="preserve">____________________________________________________________</w:t>
+        <w:t>............................................................</w:t>
       </w:r>
     </w:p>
     <w:p>
       <w:pPr>
-        <w:spacing w:after="60" w:before="60"/>
+        <w:spacing w:after="120" w:before="60" w:line="360" w:lineRule="auto"/>
         <w:jc w:val="left"/>
       </w:pPr>
       <w:r>
@@ -323,12 +323,12 @@
           <w:sz w:val="22"/>
           <w:szCs w:val="22"/>
         </w:rPr>
-        <w:t xml:space="preserve">____________________________________________________________</w:t>
+        <w:t>............................................................</w:t>
       </w:r>
     </w:p>
     <w:p>
       <w:pPr>
-        <w:spacing w:after="60" w:before="60"/>
+        <w:spacing w:after="120" w:before="60" w:line="360" w:lineRule="auto"/>
         <w:jc w:val="left"/>
       </w:pPr>
       <w:r>
@@ -353,12 +353,12 @@
           <w:sz w:val="22"/>
           <w:szCs w:val="22"/>
         </w:rPr>
-        <w:t xml:space="preserve">____________________________________________________________</w:t>
+        <w:t>............................................................</w:t>
       </w:r>
     </w:p>
     <w:p>
       <w:pPr>
-        <w:spacing w:after="60" w:before="60"/>
+        <w:spacing w:after="120" w:before="60" w:line="360" w:lineRule="auto"/>
         <w:jc w:val="left"/>
       </w:pPr>
       <w:r>
@@ -376,7 +376,7 @@
     </w:p>
     <w:p>
       <w:pPr>
-        <w:spacing w:after="60" w:before="60"/>
+        <w:spacing w:after="120" w:before="60" w:line="360" w:lineRule="auto"/>
         <w:jc w:val="left"/>
       </w:pPr>
       <w:r>
@@ -401,12 +401,12 @@
           <w:sz w:val="22"/>
           <w:szCs w:val="22"/>
         </w:rPr>
-        <w:t xml:space="preserve">____________________________________________________________</w:t>
+        <w:t>............................................................</w:t>
       </w:r>
     </w:p>
     <w:p>
       <w:pPr>
-        <w:spacing w:after="60" w:before="60"/>
+        <w:spacing w:after="120" w:before="60" w:line="360" w:lineRule="auto"/>
         <w:jc w:val="left"/>
       </w:pPr>
       <w:r>
@@ -431,12 +431,12 @@
           <w:sz w:val="22"/>
           <w:szCs w:val="22"/>
         </w:rPr>
-        <w:t xml:space="preserve">____________________________________________________________</w:t>
+        <w:t>............................................................</w:t>
       </w:r>
     </w:p>
     <w:p>
       <w:pPr>
-        <w:spacing w:after="60" w:before="60"/>
+        <w:spacing w:after="120" w:before="60" w:line="360" w:lineRule="auto"/>
         <w:jc w:val="left"/>
       </w:pPr>
       <w:r>
@@ -1417,7 +1417,7 @@
     </w:tbl>
     <w:p>
       <w:pPr>
-        <w:spacing w:after="60" w:before="60"/>
+        <w:spacing w:after="120" w:before="60" w:line="360" w:lineRule="auto"/>
         <w:jc w:val="left"/>
       </w:pPr>
       <w:r>
@@ -1435,7 +1435,7 @@
     </w:p>
     <w:p>
       <w:pPr>
-        <w:spacing w:after="60" w:before="60"/>
+        <w:spacing w:after="120" w:before="60" w:line="360" w:lineRule="auto"/>
         <w:jc w:val="left"/>
       </w:pPr>
       <w:r>
@@ -1460,7 +1460,7 @@
           <w:sz w:val="22"/>
           <w:szCs w:val="22"/>
         </w:rPr>
-        <w:t xml:space="preserve">______________________________    </w:t>
+        <w:t xml:space="preserve">..............................    </w:t>
       </w:r>
       <w:r>
         <w:rPr>
@@ -1484,12 +1484,12 @@
           <w:sz w:val="22"/>
           <w:szCs w:val="22"/>
         </w:rPr>
-        <w:t xml:space="preserve">______________________________</w:t>
+        <w:t>..............................</w:t>
       </w:r>
     </w:p>
     <w:p>
       <w:pPr>
-        <w:spacing w:after="60" w:before="60"/>
+        <w:spacing w:after="120" w:before="60" w:line="360" w:lineRule="auto"/>
         <w:jc w:val="left"/>
       </w:pPr>
       <w:r>
@@ -1514,12 +1514,12 @@
           <w:sz w:val="22"/>
           <w:szCs w:val="22"/>
         </w:rPr>
-        <w:t xml:space="preserve">____________________________________________________________</w:t>
+        <w:t>............................................................</w:t>
       </w:r>
     </w:p>
     <w:p>
       <w:pPr>
-        <w:spacing w:after="60" w:before="60"/>
+        <w:spacing w:after="120" w:before="60" w:line="360" w:lineRule="auto"/>
         <w:jc w:val="left"/>
       </w:pPr>
       <w:r>
@@ -1544,12 +1544,12 @@
           <w:sz w:val="22"/>
           <w:szCs w:val="22"/>
         </w:rPr>
-        <w:t xml:space="preserve">____________________________________________________________</w:t>
+        <w:t>............................................................</w:t>
       </w:r>
     </w:p>
     <w:p>
       <w:pPr>
-        <w:spacing w:after="60" w:before="60"/>
+        <w:spacing w:after="120" w:before="60" w:line="360" w:lineRule="auto"/>
         <w:jc w:val="left"/>
       </w:pPr>
       <w:r>
@@ -2037,7 +2037,7 @@
     </w:tbl>
     <w:p>
       <w:pPr>
-        <w:spacing w:after="60" w:before="60"/>
+        <w:spacing w:after="120" w:before="60" w:line="360" w:lineRule="auto"/>
         <w:jc w:val="left"/>
       </w:pPr>
       <w:r>
